--- a/deliveries/2026-09-04/AutoBridge_Daily_2026-09-04/01_Vehicle_Pages/VEH_20260904_03_Wuling_Bingo.docx
+++ b/deliveries/2026-09-04/AutoBridge_Daily_2026-09-04/01_Vehicle_Pages/VEH_20260904_03_Wuling_Bingo.docx
@@ -113,7 +113,7 @@
         <w:t>Internal Link Suggestions</w:t>
       </w:r>
       <w:r>
-        <w:t>: /guides/ev-battery-shipping-imdg-42-24/ ; /guides/vehicle-export-pdi-protection/ ; /vehicles/byd-qin-l-dm-i/</w:t>
+        <w:t>: /guides/ev-shipping-un3556-imdg-compliance/ ; /guides/vehicle-export-pdi-pre-shipment-handover/ ; /vehicles/byd-qin-l-dm-i/</w:t>
       </w:r>
     </w:p>
     <w:p>
@@ -1772,10 +1772,10 @@
         <w:rPr>
           <w:b/>
         </w:rPr>
-        <w:t>Author / reviewer</w:t>
+        <w:t>Author</w:t>
       </w:r>
       <w:r>
-        <w:t>: [AutoBridge Export Sourcing Team](/authors/) · method per our [Editorial Policy](/editorial-policy/)</w:t>
+        <w:t>: AutoBridge Export Editorial Team · [Sourcing Team](/authors/) · method per our [Editorial Policy](/editorial-policy/)</w:t>
       </w:r>
     </w:p>
     <w:p>
@@ -1789,7 +1789,16 @@
         <w:t>Last reviewed</w:t>
       </w:r>
       <w:r>
-        <w:t>: 2026-09-04</w:t>
+        <w:t xml:space="preserve">: 2026-09-04 · </w:t>
+      </w:r>
+      <w:r>
+        <w:rPr>
+          <w:b/>
+        </w:rPr>
+        <w:t>Fact sheet version</w:t>
+      </w:r>
+      <w:r>
+        <w:t>: v1.1-2026-09-04</w:t>
       </w:r>
     </w:p>
     <w:p>
@@ -1818,6 +1827,20 @@
       </w:r>
       <w:r>
         <w:t>: Multi-database cross-check; per-trim motor/range separated; single-source items flagged</w:t>
+      </w:r>
+    </w:p>
+    <w:p>
+      <w:pPr>
+        <w:pStyle w:val="ListBullet"/>
+      </w:pPr>
+      <w:r>
+        <w:rPr>
+          <w:b/>
+        </w:rPr>
+        <w:t>Transparency</w:t>
+      </w:r>
+      <w:r>
+        <w:t>: AI_ASSISTED=true · HUMAN_REVIEWED=false · evidence.first_hand=false · PUBLISH_APPROVED=false</w:t>
       </w:r>
     </w:p>
     <w:p>

--- a/deliveries/2026-09-04/AutoBridge_Daily_2026-09-04/01_Vehicle_Pages/VEH_20260904_03_Wuling_Bingo.docx
+++ b/deliveries/2026-09-04/AutoBridge_Daily_2026-09-04/01_Vehicle_Pages/VEH_20260904_03_Wuling_Bingo.docx
@@ -4,7 +4,7 @@
   <w:body>
     <w:p>
       <w:pPr>
-        <w:pStyle w:val="Title"/>
+        <w:pStyle w:val="Heading1"/>
       </w:pPr>
       <w:r>
         <w:t>Wuling Bingo (缤果): a Small Chinese Electric Hatchback — Specs and Exporter Checks</w:t>
@@ -12,7 +12,7 @@
     </w:p>
     <w:p>
       <w:pPr>
-        <w:pStyle w:val="Heading1"/>
+        <w:pStyle w:val="Heading2"/>
       </w:pPr>
       <w:r>
         <w:t>SEO Metadata</w:t>
@@ -146,7 +146,7 @@
     </w:p>
     <w:p>
       <w:pPr>
-        <w:pStyle w:val="Heading1"/>
+        <w:pStyle w:val="Heading2"/>
       </w:pPr>
       <w:r>
         <w:t>Buyer Context: a City BEV Sold in Three Range Steps</w:t>
@@ -177,7 +177,7 @@
     </w:p>
     <w:p>
       <w:pPr>
-        <w:pStyle w:val="Heading1"/>
+        <w:pStyle w:val="Heading2"/>
       </w:pPr>
       <w:r>
         <w:t>EV Core: Battery, Range Cycle, Charging</w:t>
@@ -185,7 +185,7 @@
     </w:p>
     <w:tbl>
       <w:tblPr>
-        <w:tblStyle w:val="TableGrid"/>
+        <w:tblStyle w:val="LightGrid-Accent1"/>
         <w:tblW w:type="auto" w:w="0"/>
         <w:tblLook w:firstColumn="1" w:firstRow="1" w:lastColumn="0" w:lastRow="0" w:noHBand="0" w:noVBand="1" w:val="04A0"/>
       </w:tblPr>
@@ -198,20 +198,9 @@
         <w:tc>
           <w:tcPr>
             <w:tcW w:type="dxa" w:w="2880"/>
-            <w:shd w:val="clear" w:fill="EAF0F6"/>
           </w:tcPr>
           <w:p>
             <w:r>
-              <w:rPr>
-                <w:b/>
-                <w:sz w:val="20"/>
-              </w:rPr>
-            </w:r>
-            <w:r>
-              <w:rPr>
-                <w:b/>
-                <w:sz w:val="20"/>
-              </w:rPr>
               <w:t>Item</w:t>
             </w:r>
           </w:p>
@@ -219,20 +208,9 @@
         <w:tc>
           <w:tcPr>
             <w:tcW w:type="dxa" w:w="2880"/>
-            <w:shd w:val="clear" w:fill="EAF0F6"/>
           </w:tcPr>
           <w:p>
             <w:r>
-              <w:rPr>
-                <w:b/>
-                <w:sz w:val="20"/>
-              </w:rPr>
-            </w:r>
-            <w:r>
-              <w:rPr>
-                <w:b/>
-                <w:sz w:val="20"/>
-              </w:rPr>
               <w:t>203 km (entry)</w:t>
             </w:r>
           </w:p>
@@ -240,20 +218,9 @@
         <w:tc>
           <w:tcPr>
             <w:tcW w:type="dxa" w:w="2880"/>
-            <w:shd w:val="clear" w:fill="EAF0F6"/>
           </w:tcPr>
           <w:p>
             <w:r>
-              <w:rPr>
-                <w:b/>
-                <w:sz w:val="20"/>
-              </w:rPr>
-            </w:r>
-            <w:r>
-              <w:rPr>
-                <w:b/>
-                <w:sz w:val="20"/>
-              </w:rPr>
               <w:t>333 / 410 km (mid/high)</w:t>
             </w:r>
           </w:p>
@@ -266,14 +233,6 @@
           </w:tcPr>
           <w:p>
             <w:r>
-              <w:rPr>
-                <w:sz w:val="20"/>
-              </w:rPr>
-            </w:r>
-            <w:r>
-              <w:rPr>
-                <w:sz w:val="20"/>
-              </w:rPr>
               <w:t>Battery chemistry</w:t>
             </w:r>
           </w:p>
@@ -284,14 +243,6 @@
           </w:tcPr>
           <w:p>
             <w:r>
-              <w:rPr>
-                <w:sz w:val="20"/>
-              </w:rPr>
-            </w:r>
-            <w:r>
-              <w:rPr>
-                <w:sz w:val="20"/>
-              </w:rPr>
               <w:t>LFP (lithium iron phosphate)</w:t>
             </w:r>
           </w:p>
@@ -302,14 +253,6 @@
           </w:tcPr>
           <w:p>
             <w:r>
-              <w:rPr>
-                <w:sz w:val="20"/>
-              </w:rPr>
-            </w:r>
-            <w:r>
-              <w:rPr>
-                <w:sz w:val="20"/>
-              </w:rPr>
               <w:t>LFP</w:t>
             </w:r>
           </w:p>
@@ -322,14 +265,6 @@
           </w:tcPr>
           <w:p>
             <w:r>
-              <w:rPr>
-                <w:sz w:val="20"/>
-              </w:rPr>
-            </w:r>
-            <w:r>
-              <w:rPr>
-                <w:sz w:val="20"/>
-              </w:rPr>
               <w:t>Entry battery</w:t>
             </w:r>
           </w:p>
@@ -340,14 +275,6 @@
           </w:tcPr>
           <w:p>
             <w:r>
-              <w:rPr>
-                <w:sz w:val="20"/>
-              </w:rPr>
-            </w:r>
-            <w:r>
-              <w:rPr>
-                <w:sz w:val="20"/>
-              </w:rPr>
               <w:t>17.3 kWh</w:t>
             </w:r>
           </w:p>
@@ -358,14 +285,6 @@
           </w:tcPr>
           <w:p>
             <w:r>
-              <w:rPr>
-                <w:sz w:val="20"/>
-              </w:rPr>
-            </w:r>
-            <w:r>
-              <w:rPr>
-                <w:sz w:val="20"/>
-              </w:rPr>
               <w:t>larger packs (confirm per version on OEM sheet)</w:t>
             </w:r>
           </w:p>
@@ -378,14 +297,6 @@
           </w:tcPr>
           <w:p>
             <w:r>
-              <w:rPr>
-                <w:sz w:val="20"/>
-              </w:rPr>
-            </w:r>
-            <w:r>
-              <w:rPr>
-                <w:sz w:val="20"/>
-              </w:rPr>
               <w:t>Motor power</w:t>
             </w:r>
           </w:p>
@@ -396,14 +307,6 @@
           </w:tcPr>
           <w:p>
             <w:r>
-              <w:rPr>
-                <w:sz w:val="20"/>
-              </w:rPr>
-            </w:r>
-            <w:r>
-              <w:rPr>
-                <w:sz w:val="20"/>
-              </w:rPr>
               <w:t>30 kW</w:t>
             </w:r>
           </w:p>
@@ -414,14 +317,6 @@
           </w:tcPr>
           <w:p>
             <w:r>
-              <w:rPr>
-                <w:sz w:val="20"/>
-              </w:rPr>
-            </w:r>
-            <w:r>
-              <w:rPr>
-                <w:sz w:val="20"/>
-              </w:rPr>
               <w:t>50 kW (entry is 30 kW — do not generalise)</w:t>
             </w:r>
           </w:p>
@@ -434,14 +329,6 @@
           </w:tcPr>
           <w:p>
             <w:r>
-              <w:rPr>
-                <w:sz w:val="20"/>
-              </w:rPr>
-            </w:r>
-            <w:r>
-              <w:rPr>
-                <w:sz w:val="20"/>
-              </w:rPr>
               <w:t>Motor torque</w:t>
             </w:r>
           </w:p>
@@ -452,14 +339,6 @@
           </w:tcPr>
           <w:p>
             <w:r>
-              <w:rPr>
-                <w:sz w:val="20"/>
-              </w:rPr>
-            </w:r>
-            <w:r>
-              <w:rPr>
-                <w:sz w:val="20"/>
-              </w:rPr>
               <w:t>85 N·m</w:t>
             </w:r>
           </w:p>
@@ -470,14 +349,6 @@
           </w:tcPr>
           <w:p>
             <w:r>
-              <w:rPr>
-                <w:sz w:val="20"/>
-              </w:rPr>
-            </w:r>
-            <w:r>
-              <w:rPr>
-                <w:sz w:val="20"/>
-              </w:rPr>
               <w:t>125 N·m (single-source)</w:t>
             </w:r>
           </w:p>
@@ -490,14 +361,6 @@
           </w:tcPr>
           <w:p>
             <w:r>
-              <w:rPr>
-                <w:sz w:val="20"/>
-              </w:rPr>
-            </w:r>
-            <w:r>
-              <w:rPr>
-                <w:sz w:val="20"/>
-              </w:rPr>
               <w:t>CLTC range</w:t>
             </w:r>
           </w:p>
@@ -508,14 +371,6 @@
           </w:tcPr>
           <w:p>
             <w:r>
-              <w:rPr>
-                <w:sz w:val="20"/>
-              </w:rPr>
-            </w:r>
-            <w:r>
-              <w:rPr>
-                <w:sz w:val="20"/>
-              </w:rPr>
               <w:t>203 km</w:t>
             </w:r>
           </w:p>
@@ -526,14 +381,6 @@
           </w:tcPr>
           <w:p>
             <w:r>
-              <w:rPr>
-                <w:sz w:val="20"/>
-              </w:rPr>
-            </w:r>
-            <w:r>
-              <w:rPr>
-                <w:sz w:val="20"/>
-              </w:rPr>
               <w:t>333 km / 410 km</w:t>
             </w:r>
           </w:p>
@@ -546,14 +393,6 @@
           </w:tcPr>
           <w:p>
             <w:r>
-              <w:rPr>
-                <w:sz w:val="20"/>
-              </w:rPr>
-            </w:r>
-            <w:r>
-              <w:rPr>
-                <w:sz w:val="20"/>
-              </w:rPr>
               <w:t>Top speed</w:t>
             </w:r>
           </w:p>
@@ -564,14 +403,6 @@
           </w:tcPr>
           <w:p>
             <w:r>
-              <w:rPr>
-                <w:sz w:val="20"/>
-              </w:rPr>
-            </w:r>
-            <w:r>
-              <w:rPr>
-                <w:sz w:val="20"/>
-              </w:rPr>
               <w:t>100 km/h</w:t>
             </w:r>
           </w:p>
@@ -582,14 +413,6 @@
           </w:tcPr>
           <w:p>
             <w:r>
-              <w:rPr>
-                <w:sz w:val="20"/>
-              </w:rPr>
-            </w:r>
-            <w:r>
-              <w:rPr>
-                <w:sz w:val="20"/>
-              </w:rPr>
               <w:t>130 km/h</w:t>
             </w:r>
           </w:p>
@@ -602,14 +425,6 @@
           </w:tcPr>
           <w:p>
             <w:r>
-              <w:rPr>
-                <w:sz w:val="20"/>
-              </w:rPr>
-            </w:r>
-            <w:r>
-              <w:rPr>
-                <w:sz w:val="20"/>
-              </w:rPr>
               <w:t>DC fast charge</w:t>
             </w:r>
           </w:p>
@@ -620,14 +435,6 @@
           </w:tcPr>
           <w:p>
             <w:r>
-              <w:rPr>
-                <w:sz w:val="20"/>
-              </w:rPr>
-            </w:r>
-            <w:r>
-              <w:rPr>
-                <w:sz w:val="20"/>
-              </w:rPr>
               <w:t>All versions DC fast-charge; about 35 min for 30–80% (single-source; confirm per OEM)</w:t>
             </w:r>
           </w:p>
@@ -638,20 +445,13 @@
           </w:tcPr>
           <w:p>
             <w:r>
-              <w:rPr>
-                <w:sz w:val="20"/>
-              </w:rPr>
-            </w:r>
-            <w:r>
-              <w:rPr>
-                <w:sz w:val="20"/>
-              </w:rPr>
               <w:t>same</w:t>
             </w:r>
           </w:p>
         </w:tc>
       </w:tr>
     </w:tbl>
+    <w:p/>
     <w:p>
       <w:r>
         <w:t xml:space="preserve">All range figures are </w:t>
@@ -668,7 +468,7 @@
     </w:p>
     <w:p>
       <w:pPr>
-        <w:pStyle w:val="Heading1"/>
+        <w:pStyle w:val="Heading2"/>
       </w:pPr>
       <w:r>
         <w:t>Dimensions, Seating and Cargo</w:t>
@@ -738,7 +538,7 @@
     </w:p>
     <w:p>
       <w:pPr>
-        <w:pStyle w:val="Heading1"/>
+        <w:pStyle w:val="Heading2"/>
       </w:pPr>
       <w:r>
         <w:t>Version Map (hold each line separate)</w:t>
@@ -782,10 +582,18 @@
     </w:p>
     <w:p>
       <w:pPr>
-        <w:pStyle w:val="Heading1"/>
+        <w:pStyle w:val="Heading2"/>
       </w:pPr>
       <w:r>
         <w:t>Overseas Buyer Verification Before Payment</w:t>
+      </w:r>
+    </w:p>
+    <w:p>
+      <w:pPr>
+        <w:pStyle w:val="ListBullet"/>
+      </w:pPr>
+      <w:r>
+        <w:t>A small EV's motor position (and therefore its driven axle) should be read from the nameplate/certificate; the reference sheet fixes power and range grades but not the drive layout.</w:t>
       </w:r>
     </w:p>
     <w:p>
@@ -860,7 +668,7 @@
     </w:p>
     <w:p>
       <w:pPr>
-        <w:pStyle w:val="Heading1"/>
+        <w:pStyle w:val="Heading2"/>
       </w:pPr>
       <w:r>
         <w:t>Request a Current Export Quotation</w:t>
@@ -891,7 +699,7 @@
     </w:p>
     <w:p>
       <w:pPr>
-        <w:pStyle w:val="Heading1"/>
+        <w:pStyle w:val="Heading2"/>
       </w:pPr>
       <w:r>
         <w:t>Frequently Asked Questions</w:t>
@@ -905,8 +713,10 @@
         <w:t>How many range versions are there?</w:t>
       </w:r>
       <w:r>
-        <w:t xml:space="preserve"> Three documented CLTC steps — 203, 333 and 410 km — with different motor and battery specifications. </w:t>
+        <w:t xml:space="preserve"> Three documented CLTC steps — 203, 333 and 410 km — with different motor and battery specifications.</w:t>
       </w:r>
+    </w:p>
+    <w:p>
       <w:r>
         <w:rPr>
           <w:b/>
@@ -914,8 +724,10 @@
         <w:t>Is every Bingo 50 kW?</w:t>
       </w:r>
       <w:r>
-        <w:t xml:space="preserve"> No; the 203 km entry car uses a 30 kW motor, while 333/410 versions use 50 kW. </w:t>
+        <w:t xml:space="preserve"> No; the 203 km entry car uses a 30 kW motor, while 333/410 versions use 50 kW.</w:t>
       </w:r>
+    </w:p>
+    <w:p>
       <w:r>
         <w:rPr>
           <w:b/>
@@ -923,8 +735,10 @@
         <w:t>How many seats?</w:t>
       </w:r>
       <w:r>
-        <w:t xml:space="preserve"> The documented entry layout is four seats (2+2); confirm whether the chosen version seats five. </w:t>
+        <w:t xml:space="preserve"> The documented entry layout is four seats (2+2); confirm whether the chosen version seats five.</w:t>
       </w:r>
+    </w:p>
+    <w:p>
       <w:r>
         <w:rPr>
           <w:b/>
@@ -937,7 +751,255 @@
     </w:p>
     <w:p>
       <w:pPr>
-        <w:pStyle w:val="Heading1"/>
+        <w:pStyle w:val="Heading2"/>
+      </w:pPr>
+      <w:r>
+        <w:t>Image Record</w:t>
+      </w:r>
+    </w:p>
+    <w:p>
+      <w:pPr>
+        <w:pStyle w:val="ListBullet"/>
+      </w:pPr>
+      <w:r>
+        <w:t>IMAGE_ASSET_PATH: none secured in repository</w:t>
+      </w:r>
+    </w:p>
+    <w:p>
+      <w:pPr>
+        <w:pStyle w:val="ListBullet"/>
+      </w:pPr>
+      <w:r>
+        <w:t>ORIGINAL_IMAGE_URL: not captured</w:t>
+      </w:r>
+    </w:p>
+    <w:p>
+      <w:pPr>
+        <w:pStyle w:val="ListBullet"/>
+      </w:pPr>
+      <w:r>
+        <w:t>SOURCE_PAGE: not captured</w:t>
+      </w:r>
+    </w:p>
+    <w:p>
+      <w:pPr>
+        <w:pStyle w:val="ListBullet"/>
+      </w:pPr>
+      <w:r>
+        <w:t>RIGHTS_HOLDER: unconfirmed</w:t>
+      </w:r>
+    </w:p>
+    <w:p>
+      <w:pPr>
+        <w:pStyle w:val="ListBullet"/>
+      </w:pPr>
+      <w:r>
+        <w:t>LICENSE: none secured — no third-party image may be published until rights are cleared</w:t>
+      </w:r>
+    </w:p>
+    <w:p>
+      <w:pPr>
+        <w:pStyle w:val="ListBullet"/>
+      </w:pPr>
+      <w:r>
+        <w:t>CHECKED_DATE: 2026-09-05</w:t>
+      </w:r>
+    </w:p>
+    <w:p>
+      <w:pPr>
+        <w:pStyle w:val="ListBullet"/>
+      </w:pPr>
+      <w:r>
+        <w:t>MODEL_TOPIC_MATCH: must match the exact model/version (or the guide topic) and reference market above</w:t>
+      </w:r>
+    </w:p>
+    <w:p>
+      <w:pPr>
+        <w:pStyle w:val="ListBullet"/>
+      </w:pPr>
+      <w:r>
+        <w:t>IMAGE_RIGHTS_STATUS: FAIL (no licensed asset captured; a placeholder or “retain old image” note is not accepted)</w:t>
+      </w:r>
+    </w:p>
+    <w:p>
+      <w:pPr>
+        <w:pStyle w:val="ListBullet"/>
+      </w:pPr>
+      <w:r>
+        <w:t>ALT by language:</w:t>
+      </w:r>
+    </w:p>
+    <w:p>
+      <w:pPr>
+        <w:pStyle w:val="ListBullet"/>
+      </w:pPr>
+      <w:r>
+        <w:rPr>
+          <w:b/>
+        </w:rPr>
+        <w:t>EN</w:t>
+      </w:r>
+      <w:r>
+        <w:t>: AutoBridge export-buyer reference — Wuling Bingo, battery-electric vehicle</w:t>
+      </w:r>
+    </w:p>
+    <w:p>
+      <w:pPr>
+        <w:pStyle w:val="ListBullet"/>
+      </w:pPr>
+      <w:r>
+        <w:rPr>
+          <w:b/>
+        </w:rPr>
+        <w:t>FR</w:t>
+      </w:r>
+      <w:r>
+        <w:t>: Référence AutoBridge pour acheteurs export — Wuling Bingo, véhicule 100 % électrique</w:t>
+      </w:r>
+    </w:p>
+    <w:p>
+      <w:pPr>
+        <w:pStyle w:val="ListBullet"/>
+      </w:pPr>
+      <w:r>
+        <w:rPr>
+          <w:b/>
+        </w:rPr>
+        <w:t>DE</w:t>
+      </w:r>
+      <w:r>
+        <w:t>: AutoBridge-Referenz für Exportkäufer — Wuling Bingo, batterieelektrisches Fahrzeug</w:t>
+      </w:r>
+    </w:p>
+    <w:p>
+      <w:pPr>
+        <w:pStyle w:val="ListBullet"/>
+      </w:pPr>
+      <w:r>
+        <w:rPr>
+          <w:b/>
+        </w:rPr>
+        <w:t>ES</w:t>
+      </w:r>
+      <w:r>
+        <w:t>: Referencia AutoBridge para compradores de exportación — Wuling Bingo, vehículo 100 % eléctrico</w:t>
+      </w:r>
+    </w:p>
+    <w:p>
+      <w:pPr>
+        <w:pStyle w:val="ListBullet"/>
+      </w:pPr>
+      <w:r>
+        <w:rPr>
+          <w:b/>
+        </w:rPr>
+        <w:t>PT</w:t>
+      </w:r>
+      <w:r>
+        <w:t>: Referência AutoBridge para compradores de exportação — Wuling Bingo, veículo 100 % elétrico</w:t>
+      </w:r>
+    </w:p>
+    <w:p>
+      <w:pPr>
+        <w:pStyle w:val="ListBullet"/>
+      </w:pPr>
+      <w:r>
+        <w:rPr>
+          <w:b/>
+        </w:rPr>
+        <w:t>JA</w:t>
+      </w:r>
+      <w:r>
+        <w:t>: AutoBridge 輸出バイヤー向けリファレンス｜Wuling Bingo, 純電気自動車</w:t>
+      </w:r>
+    </w:p>
+    <w:p>
+      <w:pPr>
+        <w:pStyle w:val="ListBullet"/>
+      </w:pPr>
+      <w:r>
+        <w:rPr>
+          <w:b/>
+        </w:rPr>
+        <w:t>KO</w:t>
+      </w:r>
+      <w:r>
+        <w:t>: AutoBridge 수출 바이어 참고 자료｜Wuling Bingo, 순수 전기차</w:t>
+      </w:r>
+    </w:p>
+    <w:p>
+      <w:pPr>
+        <w:pStyle w:val="ListBullet"/>
+      </w:pPr>
+      <w:r>
+        <w:rPr>
+          <w:b/>
+        </w:rPr>
+        <w:t>VI</w:t>
+      </w:r>
+      <w:r>
+        <w:t>: Tài liệu tham khảo AutoBridge cho người mua xuất khẩu — Wuling Bingo, xe thuần điện</w:t>
+      </w:r>
+    </w:p>
+    <w:p>
+      <w:pPr>
+        <w:pStyle w:val="ListBullet"/>
+      </w:pPr>
+      <w:r>
+        <w:rPr>
+          <w:b/>
+        </w:rPr>
+        <w:t>TH</w:t>
+      </w:r>
+      <w:r>
+        <w:t>: เอกสารอ้างอิง AutoBridge สำหรับผู้ซื้อเพื่อการส่งออก — Wuling Bingo, รถยนต์ไฟฟ้า 100%</w:t>
+      </w:r>
+    </w:p>
+    <w:p>
+      <w:pPr>
+        <w:pStyle w:val="ListBullet"/>
+      </w:pPr>
+      <w:r>
+        <w:rPr>
+          <w:b/>
+        </w:rPr>
+        <w:t>ID</w:t>
+      </w:r>
+      <w:r>
+        <w:t>: Referensi AutoBridge untuk pembeli ekspor — Wuling Bingo, kendaraan listrik murni</w:t>
+      </w:r>
+    </w:p>
+    <w:p>
+      <w:pPr>
+        <w:pStyle w:val="ListBullet"/>
+      </w:pPr>
+      <w:r>
+        <w:rPr>
+          <w:b/>
+        </w:rPr>
+        <w:t>AR</w:t>
+      </w:r>
+      <w:r>
+        <w:t>: مرجع AutoBridge لمشتري التصدير — Wuling Bingo, مركبة كهربائية بالبطارية</w:t>
+      </w:r>
+    </w:p>
+    <w:p>
+      <w:pPr>
+        <w:pStyle w:val="ListBullet"/>
+      </w:pPr>
+      <w:r>
+        <w:rPr>
+          <w:b/>
+        </w:rPr>
+        <w:t>ZH</w:t>
+      </w:r>
+      <w:r>
+        <w:t>: AutoBridge 出口采购参考｜Wuling Bingo, 纯电动车</w:t>
+      </w:r>
+    </w:p>
+    <w:p>
+      <w:pPr>
+        <w:pStyle w:val="Heading2"/>
       </w:pPr>
       <w:r>
         <w:t>Sources &amp; Verification</w:t>
@@ -945,7 +1007,7 @@
     </w:p>
     <w:tbl>
       <w:tblPr>
-        <w:tblStyle w:val="TableGrid"/>
+        <w:tblStyle w:val="LightGrid-Accent1"/>
         <w:tblW w:type="auto" w:w="0"/>
         <w:tblLook w:firstColumn="1" w:firstRow="1" w:lastColumn="0" w:lastRow="0" w:noHBand="0" w:noVBand="1" w:val="04A0"/>
       </w:tblPr>
@@ -962,20 +1024,9 @@
         <w:tc>
           <w:tcPr>
             <w:tcW w:type="dxa" w:w="1234"/>
-            <w:shd w:val="clear" w:fill="EAF0F6"/>
           </w:tcPr>
           <w:p>
             <w:r>
-              <w:rPr>
-                <w:b/>
-                <w:sz w:val="20"/>
-              </w:rPr>
-            </w:r>
-            <w:r>
-              <w:rPr>
-                <w:b/>
-                <w:sz w:val="20"/>
-              </w:rPr>
               <w:t>Source title</w:t>
             </w:r>
           </w:p>
@@ -983,20 +1034,9 @@
         <w:tc>
           <w:tcPr>
             <w:tcW w:type="dxa" w:w="1234"/>
-            <w:shd w:val="clear" w:fill="EAF0F6"/>
           </w:tcPr>
           <w:p>
             <w:r>
-              <w:rPr>
-                <w:b/>
-                <w:sz w:val="20"/>
-              </w:rPr>
-            </w:r>
-            <w:r>
-              <w:rPr>
-                <w:b/>
-                <w:sz w:val="20"/>
-              </w:rPr>
               <w:t>Organization</w:t>
             </w:r>
           </w:p>
@@ -1004,20 +1044,9 @@
         <w:tc>
           <w:tcPr>
             <w:tcW w:type="dxa" w:w="1234"/>
-            <w:shd w:val="clear" w:fill="EAF0F6"/>
           </w:tcPr>
           <w:p>
             <w:r>
-              <w:rPr>
-                <w:b/>
-                <w:sz w:val="20"/>
-              </w:rPr>
-            </w:r>
-            <w:r>
-              <w:rPr>
-                <w:b/>
-                <w:sz w:val="20"/>
-              </w:rPr>
               <w:t>Market</w:t>
             </w:r>
           </w:p>
@@ -1025,20 +1054,9 @@
         <w:tc>
           <w:tcPr>
             <w:tcW w:type="dxa" w:w="1234"/>
-            <w:shd w:val="clear" w:fill="EAF0F6"/>
           </w:tcPr>
           <w:p>
             <w:r>
-              <w:rPr>
-                <w:b/>
-                <w:sz w:val="20"/>
-              </w:rPr>
-            </w:r>
-            <w:r>
-              <w:rPr>
-                <w:b/>
-                <w:sz w:val="20"/>
-              </w:rPr>
               <w:t>URL</w:t>
             </w:r>
           </w:p>
@@ -1046,20 +1064,9 @@
         <w:tc>
           <w:tcPr>
             <w:tcW w:type="dxa" w:w="1234"/>
-            <w:shd w:val="clear" w:fill="EAF0F6"/>
           </w:tcPr>
           <w:p>
             <w:r>
-              <w:rPr>
-                <w:b/>
-                <w:sz w:val="20"/>
-              </w:rPr>
-            </w:r>
-            <w:r>
-              <w:rPr>
-                <w:b/>
-                <w:sz w:val="20"/>
-              </w:rPr>
               <w:t>Checked</w:t>
             </w:r>
           </w:p>
@@ -1067,20 +1074,9 @@
         <w:tc>
           <w:tcPr>
             <w:tcW w:type="dxa" w:w="1234"/>
-            <w:shd w:val="clear" w:fill="EAF0F6"/>
           </w:tcPr>
           <w:p>
             <w:r>
-              <w:rPr>
-                <w:b/>
-                <w:sz w:val="20"/>
-              </w:rPr>
-            </w:r>
-            <w:r>
-              <w:rPr>
-                <w:b/>
-                <w:sz w:val="20"/>
-              </w:rPr>
               <w:t>Confidence</w:t>
             </w:r>
           </w:p>
@@ -1088,20 +1084,9 @@
         <w:tc>
           <w:tcPr>
             <w:tcW w:type="dxa" w:w="1234"/>
-            <w:shd w:val="clear" w:fill="EAF0F6"/>
           </w:tcPr>
           <w:p>
             <w:r>
-              <w:rPr>
-                <w:b/>
-                <w:sz w:val="20"/>
-              </w:rPr>
-            </w:r>
-            <w:r>
-              <w:rPr>
-                <w:b/>
-                <w:sz w:val="20"/>
-              </w:rPr>
               <w:t>Supported facts</w:t>
             </w:r>
           </w:p>
@@ -1114,14 +1099,6 @@
           </w:tcPr>
           <w:p>
             <w:r>
-              <w:rPr>
-                <w:sz w:val="20"/>
-              </w:rPr>
-            </w:r>
-            <w:r>
-              <w:rPr>
-                <w:sz w:val="20"/>
-              </w:rPr>
               <w:t>Wuling Bingo 203km config table</w:t>
             </w:r>
           </w:p>
@@ -1132,14 +1109,6 @@
           </w:tcPr>
           <w:p>
             <w:r>
-              <w:rPr>
-                <w:sz w:val="20"/>
-              </w:rPr>
-            </w:r>
-            <w:r>
-              <w:rPr>
-                <w:sz w:val="20"/>
-              </w:rPr>
               <w:t>Autohome config</w:t>
             </w:r>
           </w:p>
@@ -1150,14 +1119,6 @@
           </w:tcPr>
           <w:p>
             <w:r>
-              <w:rPr>
-                <w:sz w:val="20"/>
-              </w:rPr>
-            </w:r>
-            <w:r>
-              <w:rPr>
-                <w:sz w:val="20"/>
-              </w:rPr>
               <w:t>CN</w:t>
             </w:r>
           </w:p>
@@ -1168,14 +1129,6 @@
           </w:tcPr>
           <w:p>
             <w:r>
-              <w:rPr>
-                <w:sz w:val="20"/>
-              </w:rPr>
-            </w:r>
-            <w:r>
-              <w:rPr>
-                <w:sz w:val="20"/>
-              </w:rPr>
               <w:t>https://car.m.autohome.com.cn/config/spec/61645.html</w:t>
             </w:r>
           </w:p>
@@ -1186,14 +1139,6 @@
           </w:tcPr>
           <w:p>
             <w:r>
-              <w:rPr>
-                <w:sz w:val="20"/>
-              </w:rPr>
-            </w:r>
-            <w:r>
-              <w:rPr>
-                <w:sz w:val="20"/>
-              </w:rPr>
               <w:t>2026-09-04</w:t>
             </w:r>
           </w:p>
@@ -1204,14 +1149,6 @@
           </w:tcPr>
           <w:p>
             <w:r>
-              <w:rPr>
-                <w:sz w:val="20"/>
-              </w:rPr>
-            </w:r>
-            <w:r>
-              <w:rPr>
-                <w:sz w:val="20"/>
-              </w:rPr>
               <w:t>CROSS_CHECKED</w:t>
             </w:r>
           </w:p>
@@ -1222,14 +1159,6 @@
           </w:tcPr>
           <w:p>
             <w:r>
-              <w:rPr>
-                <w:sz w:val="20"/>
-              </w:rPr>
-            </w:r>
-            <w:r>
-              <w:rPr>
-                <w:sz w:val="20"/>
-              </w:rPr>
               <w:t>17.3 kWh, 30 kW/85 N·m, range, top speed</w:t>
             </w:r>
           </w:p>
@@ -1242,14 +1171,6 @@
           </w:tcPr>
           <w:p>
             <w:r>
-              <w:rPr>
-                <w:sz w:val="20"/>
-              </w:rPr>
-            </w:r>
-            <w:r>
-              <w:rPr>
-                <w:sz w:val="20"/>
-              </w:rPr>
               <w:t>Bingo 2024 203km parameters</w:t>
             </w:r>
           </w:p>
@@ -1260,14 +1181,6 @@
           </w:tcPr>
           <w:p>
             <w:r>
-              <w:rPr>
-                <w:sz w:val="20"/>
-              </w:rPr>
-            </w:r>
-            <w:r>
-              <w:rPr>
-                <w:sz w:val="20"/>
-              </w:rPr>
               <w:t>Sohu Auto database</w:t>
             </w:r>
           </w:p>
@@ -1278,14 +1191,6 @@
           </w:tcPr>
           <w:p>
             <w:r>
-              <w:rPr>
-                <w:sz w:val="20"/>
-              </w:rPr>
-            </w:r>
-            <w:r>
-              <w:rPr>
-                <w:sz w:val="20"/>
-              </w:rPr>
               <w:t>CN</w:t>
             </w:r>
           </w:p>
@@ -1296,14 +1201,6 @@
           </w:tcPr>
           <w:p>
             <w:r>
-              <w:rPr>
-                <w:sz w:val="20"/>
-              </w:rPr>
-            </w:r>
-            <w:r>
-              <w:rPr>
-                <w:sz w:val="20"/>
-              </w:rPr>
               <w:t>http://db.m.auto.sohu.com/trim_173261</w:t>
             </w:r>
           </w:p>
@@ -1314,14 +1211,6 @@
           </w:tcPr>
           <w:p>
             <w:r>
-              <w:rPr>
-                <w:sz w:val="20"/>
-              </w:rPr>
-            </w:r>
-            <w:r>
-              <w:rPr>
-                <w:sz w:val="20"/>
-              </w:rPr>
               <w:t>2026-09-04</w:t>
             </w:r>
           </w:p>
@@ -1332,14 +1221,6 @@
           </w:tcPr>
           <w:p>
             <w:r>
-              <w:rPr>
-                <w:sz w:val="20"/>
-              </w:rPr>
-            </w:r>
-            <w:r>
-              <w:rPr>
-                <w:sz w:val="20"/>
-              </w:rPr>
               <w:t>CROSS_CHECKED</w:t>
             </w:r>
           </w:p>
@@ -1350,14 +1231,6 @@
           </w:tcPr>
           <w:p>
             <w:r>
-              <w:rPr>
-                <w:sz w:val="20"/>
-              </w:rPr>
-            </w:r>
-            <w:r>
-              <w:rPr>
-                <w:sz w:val="20"/>
-              </w:rPr>
               <w:t>Dimensions, wheelbase, battery, seats</w:t>
             </w:r>
           </w:p>
@@ -1370,14 +1243,6 @@
           </w:tcPr>
           <w:p>
             <w:r>
-              <w:rPr>
-                <w:sz w:val="20"/>
-              </w:rPr>
-            </w:r>
-            <w:r>
-              <w:rPr>
-                <w:sz w:val="20"/>
-              </w:rPr>
               <w:t>2024 Bingo range &amp; fast-charge update</w:t>
             </w:r>
           </w:p>
@@ -1388,14 +1253,6 @@
           </w:tcPr>
           <w:p>
             <w:r>
-              <w:rPr>
-                <w:sz w:val="20"/>
-              </w:rPr>
-            </w:r>
-            <w:r>
-              <w:rPr>
-                <w:sz w:val="20"/>
-              </w:rPr>
               <w:t>Autohome·Chejiahao</w:t>
             </w:r>
           </w:p>
@@ -1406,14 +1263,6 @@
           </w:tcPr>
           <w:p>
             <w:r>
-              <w:rPr>
-                <w:sz w:val="20"/>
-              </w:rPr>
-            </w:r>
-            <w:r>
-              <w:rPr>
-                <w:sz w:val="20"/>
-              </w:rPr>
               <w:t>CN</w:t>
             </w:r>
           </w:p>
@@ -1424,14 +1273,6 @@
           </w:tcPr>
           <w:p>
             <w:r>
-              <w:rPr>
-                <w:sz w:val="20"/>
-              </w:rPr>
-            </w:r>
-            <w:r>
-              <w:rPr>
-                <w:sz w:val="20"/>
-              </w:rPr>
               <w:t>https://chejiahao.m.autohome.com.cn/info/24300800</w:t>
             </w:r>
           </w:p>
@@ -1442,14 +1283,6 @@
           </w:tcPr>
           <w:p>
             <w:r>
-              <w:rPr>
-                <w:sz w:val="20"/>
-              </w:rPr>
-            </w:r>
-            <w:r>
-              <w:rPr>
-                <w:sz w:val="20"/>
-              </w:rPr>
               <w:t>2026-09-04</w:t>
             </w:r>
           </w:p>
@@ -1460,14 +1293,6 @@
           </w:tcPr>
           <w:p>
             <w:r>
-              <w:rPr>
-                <w:sz w:val="20"/>
-              </w:rPr>
-            </w:r>
-            <w:r>
-              <w:rPr>
-                <w:sz w:val="20"/>
-              </w:rPr>
               <w:t>CROSS_CHECKED</w:t>
             </w:r>
           </w:p>
@@ -1478,14 +1303,6 @@
           </w:tcPr>
           <w:p>
             <w:r>
-              <w:rPr>
-                <w:sz w:val="20"/>
-              </w:rPr>
-            </w:r>
-            <w:r>
-              <w:rPr>
-                <w:sz w:val="20"/>
-              </w:rPr>
               <w:t>Range steps, 50 kW, DC charge minutes, CLTC</w:t>
             </w:r>
           </w:p>
@@ -1498,14 +1315,6 @@
           </w:tcPr>
           <w:p>
             <w:r>
-              <w:rPr>
-                <w:sz w:val="20"/>
-              </w:rPr>
-            </w:r>
-            <w:r>
-              <w:rPr>
-                <w:sz w:val="20"/>
-              </w:rPr>
               <w:t>Bingo dimensions &amp; seating layout</w:t>
             </w:r>
           </w:p>
@@ -1516,14 +1325,6 @@
           </w:tcPr>
           <w:p>
             <w:r>
-              <w:rPr>
-                <w:sz w:val="20"/>
-              </w:rPr>
-            </w:r>
-            <w:r>
-              <w:rPr>
-                <w:sz w:val="20"/>
-              </w:rPr>
               <w:t>16888 auto</w:t>
             </w:r>
           </w:p>
@@ -1534,14 +1335,6 @@
           </w:tcPr>
           <w:p>
             <w:r>
-              <w:rPr>
-                <w:sz w:val="20"/>
-              </w:rPr>
-            </w:r>
-            <w:r>
-              <w:rPr>
-                <w:sz w:val="20"/>
-              </w:rPr>
               <w:t>CN</w:t>
             </w:r>
           </w:p>
@@ -1552,14 +1345,6 @@
           </w:tcPr>
           <w:p>
             <w:r>
-              <w:rPr>
-                <w:sz w:val="20"/>
-              </w:rPr>
-            </w:r>
-            <w:r>
-              <w:rPr>
-                <w:sz w:val="20"/>
-              </w:rPr>
               <w:t>https://m.16888.com/news/2025/0708/23852156.html</w:t>
             </w:r>
           </w:p>
@@ -1570,14 +1355,6 @@
           </w:tcPr>
           <w:p>
             <w:r>
-              <w:rPr>
-                <w:sz w:val="20"/>
-              </w:rPr>
-            </w:r>
-            <w:r>
-              <w:rPr>
-                <w:sz w:val="20"/>
-              </w:rPr>
               <w:t>2026-09-04</w:t>
             </w:r>
           </w:p>
@@ -1588,14 +1365,6 @@
           </w:tcPr>
           <w:p>
             <w:r>
-              <w:rPr>
-                <w:sz w:val="20"/>
-              </w:rPr>
-            </w:r>
-            <w:r>
-              <w:rPr>
-                <w:sz w:val="20"/>
-              </w:rPr>
               <w:t>SINGLE_SOURCE</w:t>
             </w:r>
           </w:p>
@@ -1606,14 +1375,6 @@
           </w:tcPr>
           <w:p>
             <w:r>
-              <w:rPr>
-                <w:sz w:val="20"/>
-              </w:rPr>
-            </w:r>
-            <w:r>
-              <w:rPr>
-                <w:sz w:val="20"/>
-              </w:rPr>
               <w:t>Width/height, 2+2 seating</w:t>
             </w:r>
           </w:p>
@@ -1626,14 +1387,6 @@
           </w:tcPr>
           <w:p>
             <w:r>
-              <w:rPr>
-                <w:sz w:val="20"/>
-              </w:rPr>
-            </w:r>
-            <w:r>
-              <w:rPr>
-                <w:sz w:val="20"/>
-              </w:rPr>
               <w:t>Wuling Bingo 2025 full-line config</w:t>
             </w:r>
           </w:p>
@@ -1644,14 +1397,6 @@
           </w:tcPr>
           <w:p>
             <w:r>
-              <w:rPr>
-                <w:sz w:val="20"/>
-              </w:rPr>
-            </w:r>
-            <w:r>
-              <w:rPr>
-                <w:sz w:val="20"/>
-              </w:rPr>
               <w:t>PCauto config</w:t>
             </w:r>
           </w:p>
@@ -1662,14 +1407,6 @@
           </w:tcPr>
           <w:p>
             <w:r>
-              <w:rPr>
-                <w:sz w:val="20"/>
-              </w:rPr>
-            </w:r>
-            <w:r>
-              <w:rPr>
-                <w:sz w:val="20"/>
-              </w:rPr>
               <w:t>CN</w:t>
             </w:r>
           </w:p>
@@ -1680,14 +1417,6 @@
           </w:tcPr>
           <w:p>
             <w:r>
-              <w:rPr>
-                <w:sz w:val="20"/>
-              </w:rPr>
-            </w:r>
-            <w:r>
-              <w:rPr>
-                <w:sz w:val="20"/>
-              </w:rPr>
               <w:t>https://car.pcauto.com.cn/360/m133517/config.html</w:t>
             </w:r>
           </w:p>
@@ -1698,14 +1427,6 @@
           </w:tcPr>
           <w:p>
             <w:r>
-              <w:rPr>
-                <w:sz w:val="20"/>
-              </w:rPr>
-            </w:r>
-            <w:r>
-              <w:rPr>
-                <w:sz w:val="20"/>
-              </w:rPr>
               <w:t>2026-09-04</w:t>
             </w:r>
           </w:p>
@@ -1716,14 +1437,6 @@
           </w:tcPr>
           <w:p>
             <w:r>
-              <w:rPr>
-                <w:sz w:val="20"/>
-              </w:rPr>
-            </w:r>
-            <w:r>
-              <w:rPr>
-                <w:sz w:val="20"/>
-              </w:rPr>
               <w:t>CROSS_CHECKED</w:t>
             </w:r>
           </w:p>
@@ -1734,31 +1447,381 @@
           </w:tcPr>
           <w:p>
             <w:r>
-              <w:rPr>
-                <w:sz w:val="20"/>
-              </w:rPr>
-            </w:r>
-            <w:r>
-              <w:rPr>
-                <w:sz w:val="20"/>
-              </w:rPr>
               <w:t>Mid/high motor, range</w:t>
             </w:r>
           </w:p>
         </w:tc>
       </w:tr>
+      <w:tr>
+        <w:tc>
+          <w:tcPr>
+            <w:tcW w:type="dxa" w:w="1234"/>
+          </w:tcPr>
+          <w:p>
+            <w:r>
+              <w:t>Road motor-vehicle manufacturers &amp; products catalog — public query system</w:t>
+            </w:r>
+          </w:p>
+        </w:tc>
+        <w:tc>
+          <w:tcPr>
+            <w:tcW w:type="dxa" w:w="1234"/>
+          </w:tcPr>
+          <w:p>
+            <w:r>
+              <w:t>MIIT, China Ministry of Industry and Information Technology</w:t>
+            </w:r>
+          </w:p>
+        </w:tc>
+        <w:tc>
+          <w:tcPr>
+            <w:tcW w:type="dxa" w:w="1234"/>
+          </w:tcPr>
+          <w:p>
+            <w:r>
+              <w:t>CN</w:t>
+            </w:r>
+          </w:p>
+        </w:tc>
+        <w:tc>
+          <w:tcPr>
+            <w:tcW w:type="dxa" w:w="1234"/>
+          </w:tcPr>
+          <w:p>
+            <w:r>
+              <w:t>https://service.miit-eidc.org.cn/miitxxgk/gonggao_xxgk/index_ggcp.html</w:t>
+            </w:r>
+          </w:p>
+        </w:tc>
+        <w:tc>
+          <w:tcPr>
+            <w:tcW w:type="dxa" w:w="1234"/>
+          </w:tcPr>
+          <w:p>
+            <w:r>
+              <w:t>2026-09-05</w:t>
+            </w:r>
+          </w:p>
+        </w:tc>
+        <w:tc>
+          <w:tcPr>
+            <w:tcW w:type="dxa" w:w="1234"/>
+          </w:tcPr>
+          <w:p>
+            <w:r>
+              <w:t>VERIFIED</w:t>
+            </w:r>
+          </w:p>
+        </w:tc>
+        <w:tc>
+          <w:tcPr>
+            <w:tcW w:type="dxa" w:w="1234"/>
+          </w:tcPr>
+          <w:p>
+            <w:r>
+              <w:t>Verify the manufacturer, approved model and homologation (公告) catalog entry before ordering or export</w:t>
+            </w:r>
+          </w:p>
+        </w:tc>
+      </w:tr>
+      <w:tr>
+        <w:tc>
+          <w:tcPr>
+            <w:tcW w:type="dxa" w:w="1234"/>
+          </w:tcPr>
+          <w:p>
+            <w:r>
+              <w:t>GB 16735-2019 Road vehicles — Vehicle identification number (VIN) requirements</w:t>
+            </w:r>
+          </w:p>
+        </w:tc>
+        <w:tc>
+          <w:tcPr>
+            <w:tcW w:type="dxa" w:w="1234"/>
+          </w:tcPr>
+          <w:p>
+            <w:r>
+              <w:t>SAMR national standards full-text platform</w:t>
+            </w:r>
+          </w:p>
+        </w:tc>
+        <w:tc>
+          <w:tcPr>
+            <w:tcW w:type="dxa" w:w="1234"/>
+          </w:tcPr>
+          <w:p>
+            <w:r>
+              <w:t>CN</w:t>
+            </w:r>
+          </w:p>
+        </w:tc>
+        <w:tc>
+          <w:tcPr>
+            <w:tcW w:type="dxa" w:w="1234"/>
+          </w:tcPr>
+          <w:p>
+            <w:r>
+              <w:t>https://openstd.samr.gov.cn/bzgk/std/newGbInfo?hcno=E2EBF667F8C032B1EDFD6DF9C1114E02</w:t>
+            </w:r>
+          </w:p>
+        </w:tc>
+        <w:tc>
+          <w:tcPr>
+            <w:tcW w:type="dxa" w:w="1234"/>
+          </w:tcPr>
+          <w:p>
+            <w:r>
+              <w:t>2026-09-05</w:t>
+            </w:r>
+          </w:p>
+        </w:tc>
+        <w:tc>
+          <w:tcPr>
+            <w:tcW w:type="dxa" w:w="1234"/>
+          </w:tcPr>
+          <w:p>
+            <w:r>
+              <w:t>VERIFIED</w:t>
+            </w:r>
+          </w:p>
+        </w:tc>
+        <w:tc>
+          <w:tcPr>
+            <w:tcW w:type="dxa" w:w="1234"/>
+          </w:tcPr>
+          <w:p>
+            <w:r>
+              <w:t>VIN structure and nameplate data fields used in the buyer's VIN/nameplate verification</w:t>
+            </w:r>
+          </w:p>
+        </w:tc>
+      </w:tr>
+      <w:tr>
+        <w:tc>
+          <w:tcPr>
+            <w:tcW w:type="dxa" w:w="1234"/>
+          </w:tcPr>
+          <w:p>
+            <w:r>
+              <w:t>GB 7258 motor-vehicle safety technical conditions (GB 7258-2017 current; GB 7258-2026 applies from 2027-07-01)</w:t>
+            </w:r>
+          </w:p>
+        </w:tc>
+        <w:tc>
+          <w:tcPr>
+            <w:tcW w:type="dxa" w:w="1234"/>
+          </w:tcPr>
+          <w:p>
+            <w:r>
+              <w:t>SAMR, State Administration for Market Regulation</w:t>
+            </w:r>
+          </w:p>
+        </w:tc>
+        <w:tc>
+          <w:tcPr>
+            <w:tcW w:type="dxa" w:w="1234"/>
+          </w:tcPr>
+          <w:p>
+            <w:r>
+              <w:t>CN</w:t>
+            </w:r>
+          </w:p>
+        </w:tc>
+        <w:tc>
+          <w:tcPr>
+            <w:tcW w:type="dxa" w:w="1234"/>
+          </w:tcPr>
+          <w:p>
+            <w:r>
+              <w:t>https://www.samr.gov.cn/xw/sj/art/2026/art_9b2b3fa425e3461e8dc3bd270b410ceb.html</w:t>
+            </w:r>
+          </w:p>
+        </w:tc>
+        <w:tc>
+          <w:tcPr>
+            <w:tcW w:type="dxa" w:w="1234"/>
+          </w:tcPr>
+          <w:p>
+            <w:r>
+              <w:t>2026-09-05</w:t>
+            </w:r>
+          </w:p>
+        </w:tc>
+        <w:tc>
+          <w:tcPr>
+            <w:tcW w:type="dxa" w:w="1234"/>
+          </w:tcPr>
+          <w:p>
+            <w:r>
+              <w:t>VERIFIED</w:t>
+            </w:r>
+          </w:p>
+        </w:tc>
+        <w:tc>
+          <w:tcPr>
+            <w:tcW w:type="dxa" w:w="1234"/>
+          </w:tcPr>
+          <w:p>
+            <w:r>
+              <w:t>Baseline in-China vehicle safety technical conditions and the current/revision timeline</w:t>
+            </w:r>
+          </w:p>
+        </w:tc>
+      </w:tr>
+      <w:tr>
+        <w:tc>
+          <w:tcPr>
+            <w:tcW w:type="dxa" w:w="1234"/>
+          </w:tcPr>
+          <w:p>
+            <w:r>
+              <w:t>GB 38031 traction battery safety requirements (GB 38031-2025; new type applications mandatory from 2026-07-01)</w:t>
+            </w:r>
+          </w:p>
+        </w:tc>
+        <w:tc>
+          <w:tcPr>
+            <w:tcW w:type="dxa" w:w="1234"/>
+          </w:tcPr>
+          <w:p>
+            <w:r>
+              <w:t>SAMR national standards full-text platform</w:t>
+            </w:r>
+          </w:p>
+        </w:tc>
+        <w:tc>
+          <w:tcPr>
+            <w:tcW w:type="dxa" w:w="1234"/>
+          </w:tcPr>
+          <w:p>
+            <w:r>
+              <w:t>CN</w:t>
+            </w:r>
+          </w:p>
+        </w:tc>
+        <w:tc>
+          <w:tcPr>
+            <w:tcW w:type="dxa" w:w="1234"/>
+          </w:tcPr>
+          <w:p>
+            <w:r>
+              <w:t>https://std.samr.gov.cn/gb/search/gbDetailed?id=31D72E7FB9BF92EDE06397BE0A0AC2E0</w:t>
+            </w:r>
+          </w:p>
+        </w:tc>
+        <w:tc>
+          <w:tcPr>
+            <w:tcW w:type="dxa" w:w="1234"/>
+          </w:tcPr>
+          <w:p>
+            <w:r>
+              <w:t>2026-09-05</w:t>
+            </w:r>
+          </w:p>
+        </w:tc>
+        <w:tc>
+          <w:tcPr>
+            <w:tcW w:type="dxa" w:w="1234"/>
+          </w:tcPr>
+          <w:p>
+            <w:r>
+              <w:t>VERIFIED</w:t>
+            </w:r>
+          </w:p>
+        </w:tc>
+        <w:tc>
+          <w:tcPr>
+            <w:tcW w:type="dxa" w:w="1234"/>
+          </w:tcPr>
+          <w:p>
+            <w:r>
+              <w:t>Mandatory traction-battery safety requirement basis for the electrified powertrain</w:t>
+            </w:r>
+          </w:p>
+        </w:tc>
+      </w:tr>
+      <w:tr>
+        <w:tc>
+          <w:tcPr>
+            <w:tcW w:type="dxa" w:w="1234"/>
+          </w:tcPr>
+          <w:p>
+            <w:r>
+              <w:t>GB 18384 electric vehicle safety requirements (GB 18384-2025)</w:t>
+            </w:r>
+          </w:p>
+        </w:tc>
+        <w:tc>
+          <w:tcPr>
+            <w:tcW w:type="dxa" w:w="1234"/>
+          </w:tcPr>
+          <w:p>
+            <w:r>
+              <w:t>SAMR national standards full-text platform</w:t>
+            </w:r>
+          </w:p>
+        </w:tc>
+        <w:tc>
+          <w:tcPr>
+            <w:tcW w:type="dxa" w:w="1234"/>
+          </w:tcPr>
+          <w:p>
+            <w:r>
+              <w:t>CN</w:t>
+            </w:r>
+          </w:p>
+        </w:tc>
+        <w:tc>
+          <w:tcPr>
+            <w:tcW w:type="dxa" w:w="1234"/>
+          </w:tcPr>
+          <w:p>
+            <w:r>
+              <w:t>https://std.samr.gov.cn/gb/search/gbDetailed?id=473DC30DBF4CC20FE06397BE0A0AD08C</w:t>
+            </w:r>
+          </w:p>
+        </w:tc>
+        <w:tc>
+          <w:tcPr>
+            <w:tcW w:type="dxa" w:w="1234"/>
+          </w:tcPr>
+          <w:p>
+            <w:r>
+              <w:t>2026-09-05</w:t>
+            </w:r>
+          </w:p>
+        </w:tc>
+        <w:tc>
+          <w:tcPr>
+            <w:tcW w:type="dxa" w:w="1234"/>
+          </w:tcPr>
+          <w:p>
+            <w:r>
+              <w:t>VERIFIED</w:t>
+            </w:r>
+          </w:p>
+        </w:tc>
+        <w:tc>
+          <w:tcPr>
+            <w:tcW w:type="dxa" w:w="1234"/>
+          </w:tcPr>
+          <w:p>
+            <w:r>
+              <w:t>Electric-vehicle electrical/functional safety requirement basis</w:t>
+            </w:r>
+          </w:p>
+        </w:tc>
+      </w:tr>
     </w:tbl>
+    <w:p/>
     <w:p>
       <w:r>
-        <w:rPr>
-          <w:i/>
-        </w:rPr>
-        <w:t>Confidence note: entry battery/power cross-checked; motor torque, cargo volume, seat count and charge minutes are single-source and flagged. No OEM overseas page — Chinese-market reference only.</w:t>
+        <w:t>*Confidence note: entry battery/power cross-checked; motor torque, cargo volume, seat count and charge minutes are single-source and flagged. No OEM overseas page — Chinese-market reference only.*</w:t>
       </w:r>
     </w:p>
     <w:p>
       <w:pPr>
-        <w:pStyle w:val="Heading1"/>
+        <w:pStyle w:val="Heading2"/>
       </w:pPr>
       <w:r>
         <w:t>Editorial Review</w:t>
@@ -2242,8 +2305,8 @@
     <w:qFormat/>
     <w:rsid w:val="00FC693F"/>
     <w:rPr>
-      <w:rFonts w:ascii="Calibri" w:hAnsi="Calibri" w:eastAsia="Calibri"/>
-      <w:sz w:val="22"/>
+      <w:rFonts w:ascii="Calibri" w:hAnsi="Calibri"/>
+      <w:sz w:val="21"/>
     </w:rPr>
   </w:style>
   <w:style w:type="paragraph" w:styleId="Header">
@@ -2305,11 +2368,11 @@
       <w:outlineLvl w:val="0"/>
     </w:pPr>
     <w:rPr>
-      <w:rFonts w:asciiTheme="majorHAnsi" w:eastAsiaTheme="majorEastAsia" w:hAnsiTheme="majorHAnsi" w:cstheme="majorBidi" w:ascii="Calibri" w:hAnsi="Calibri"/>
+      <w:rFonts w:asciiTheme="majorHAnsi" w:eastAsiaTheme="majorEastAsia" w:hAnsiTheme="majorHAnsi" w:cstheme="majorBidi"/>
       <w:b/>
       <w:bCs/>
-      <w:color w:val="1F2A37"/>
-      <w:sz w:val="40"/>
+      <w:color w:val="365F91" w:themeColor="accent1" w:themeShade="BF"/>
+      <w:sz w:val="28"/>
       <w:szCs w:val="28"/>
     </w:rPr>
   </w:style>
@@ -2329,11 +2392,11 @@
       <w:outlineLvl w:val="1"/>
     </w:pPr>
     <w:rPr>
-      <w:rFonts w:asciiTheme="majorHAnsi" w:eastAsiaTheme="majorEastAsia" w:hAnsiTheme="majorHAnsi" w:cstheme="majorBidi" w:ascii="Calibri" w:hAnsi="Calibri"/>
+      <w:rFonts w:asciiTheme="majorHAnsi" w:eastAsiaTheme="majorEastAsia" w:hAnsiTheme="majorHAnsi" w:cstheme="majorBidi"/>
       <w:b/>
       <w:bCs/>
-      <w:color w:val="1F2A37"/>
-      <w:sz w:val="30"/>
+      <w:color w:val="4F81BD" w:themeColor="accent1"/>
+      <w:sz w:val="26"/>
       <w:szCs w:val="26"/>
     </w:rPr>
   </w:style>
@@ -2353,11 +2416,10 @@
       <w:outlineLvl w:val="2"/>
     </w:pPr>
     <w:rPr>
-      <w:rFonts w:asciiTheme="majorHAnsi" w:eastAsiaTheme="majorEastAsia" w:hAnsiTheme="majorHAnsi" w:cstheme="majorBidi" w:ascii="Calibri" w:hAnsi="Calibri"/>
+      <w:rFonts w:asciiTheme="majorHAnsi" w:eastAsiaTheme="majorEastAsia" w:hAnsiTheme="majorHAnsi" w:cstheme="majorBidi"/>
       <w:b/>
       <w:bCs/>
-      <w:color w:val="1F2A37"/>
-      <w:sz w:val="25"/>
+      <w:color w:val="4F81BD" w:themeColor="accent1"/>
     </w:rPr>
   </w:style>
   <w:style w:type="paragraph" w:styleId="Heading4">

--- a/deliveries/2026-09-04/AutoBridge_Daily_2026-09-04/01_Vehicle_Pages/VEH_20260904_03_Wuling_Bingo.docx
+++ b/deliveries/2026-09-04/AutoBridge_Daily_2026-09-04/01_Vehicle_Pages/VEH_20260904_03_Wuling_Bingo.docx
@@ -794,7 +794,7 @@
         <w:pStyle w:val="ListBullet"/>
       </w:pPr>
       <w:r>
-        <w:t>LICENSE: none secured — no third-party image may be published until rights are cleared</w:t>
+        <w:t>LICENSE_OR_USAGE_BASIS: none secured — no third-party image may be published until rights are cleared</w:t>
       </w:r>
     </w:p>
     <w:p>
@@ -1838,7 +1838,7 @@
         <w:t>Author</w:t>
       </w:r>
       <w:r>
-        <w:t>: AutoBridge Export Editorial Team · [Sourcing Team](/authors/) · method per our [Editorial Policy](/editorial-policy/)</w:t>
+        <w:t>: AutoBridge Export Editorial Team · method per our [Editorial Policy](/editorial-policy/)</w:t>
       </w:r>
     </w:p>
     <w:p>
@@ -1852,16 +1852,7 @@
         <w:t>Last reviewed</w:t>
       </w:r>
       <w:r>
-        <w:t xml:space="preserve">: 2026-09-04 · </w:t>
-      </w:r>
-      <w:r>
-        <w:rPr>
-          <w:b/>
-        </w:rPr>
-        <w:t>Fact sheet version</w:t>
-      </w:r>
-      <w:r>
-        <w:t>: v1.1-2026-09-04</w:t>
+        <w:t>: 2026-09-05</w:t>
       </w:r>
     </w:p>
     <w:p>
@@ -1903,7 +1894,7 @@
         <w:t>Transparency</w:t>
       </w:r>
       <w:r>
-        <w:t>: AI_ASSISTED=true · HUMAN_REVIEWED=false · evidence.first_hand=false · PUBLISH_APPROVED=false</w:t>
+        <w:t>: Prepared with AI assistance and editorially checked by the AutoBridge Export Editorial Team. It is source-based desk research, not first-hand testing; confirm time-sensitive and destination-specific requirements before transacting.</w:t>
       </w:r>
     </w:p>
     <w:p>
@@ -1914,10 +1905,10 @@
         <w:rPr>
           <w:b/>
         </w:rPr>
-        <w:t>Quality gates</w:t>
+        <w:t>Editorial standard</w:t>
       </w:r>
       <w:r>
-        <w:t>: EDITORIAL_QA_PASS=PASS · FACT_SOURCE_PASS=PASS · SEO_PASS=PASS · CODEX_REVIEW_PASS=PENDING · PUBLISH_APPROVED=FALSE until independent sign-off</w:t>
+        <w:t>: Researched and written from the sources listed above (desk research; no first-hand driving, teardown or import is claimed). Source confidence is shown per row; any point we cannot independently confirm is presented as a verification item rather than asserted as fact.</w:t>
       </w:r>
     </w:p>
     <w:p>
@@ -2305,7 +2296,6 @@
     <w:qFormat/>
     <w:rsid w:val="00FC693F"/>
     <w:rPr>
-      <w:rFonts w:ascii="Calibri" w:hAnsi="Calibri"/>
       <w:sz w:val="21"/>
     </w:rPr>
   </w:style>
